--- a/QT环境配置/安装QT Creator.docx
+++ b/QT环境配置/安装QT Creator.docx
@@ -1,8 +1,56 @@
 
 <file path=word/document.xml><?xml version="1.0" encoding="utf-8"?>
-<w:document xmlns:wpc="http://schemas.microsoft.com/office/word/2010/wordprocessingCanvas" xmlns:cx="http://schemas.microsoft.com/office/drawing/2014/chartex" xmlns:cx1="http://schemas.microsoft.com/office/drawing/2015/9/8/chartex" xmlns:cx2="http://schemas.microsoft.com/office/drawing/2015/10/21/chartex" xmlns:cx3="http://schemas.microsoft.com/office/drawing/2016/5/9/chartex" xmlns:cx4="http://schemas.microsoft.com/office/drawing/2016/5/10/chartex" xmlns:cx5="http://schemas.microsoft.com/office/drawing/2016/5/11/chartex" xmlns:cx6="http://schemas.microsoft.com/office/drawing/2016/5/12/chartex" xmlns:cx7="http://schemas.microsoft.com/office/drawing/2016/5/13/chartex" xmlns:cx8="http://schemas.microsoft.com/office/drawing/2016/5/14/chartex" xmlns:mc="http://schemas.openxmlformats.org/markup-compatibility/2006" xmlns:aink="http://schemas.microsoft.com/office/drawing/2016/ink" xmlns:am3d="http://schemas.microsoft.com/office/drawing/2017/model3d" xmlns:o="urn:schemas-microsoft-com:office:office" xmlns:oel="http://schemas.microsoft.com/office/2019/extlst" xmlns:r="http://schemas.openxmlformats.org/officeDocument/2006/relationships" xmlns:m="http://schemas.openxmlformats.org/officeDocument/2006/math" xmlns:v="urn:schemas-microsoft-com:vml" xmlns:wp14="http://schemas.microsoft.com/office/word/2010/wordprocessingDrawing" xmlns:wp="http://schemas.openxmlformats.org/drawingml/2006/wordprocessingDrawing" xmlns:w10="urn:schemas-microsoft-com:office:word" xmlns:w="http://schemas.openxmlformats.org/wordprocessingml/2006/main" xmlns:w14="http://schemas.microsoft.com/office/word/2010/wordml" xmlns:w15="http://schemas.microsoft.com/office/word/2012/wordml" xmlns:w16cex="http://schemas.microsoft.com/office/word/2018/wordml/cex" xmlns:w16cid="http://schemas.microsoft.com/office/word/2016/wordml/cid" xmlns:w16="http://schemas.microsoft.com/office/word/2018/wordml" xmlns:w16du="http://schemas.microsoft.com/office/word/2023/wordml/word16du" xmlns:w16sdtdh="http://schemas.microsoft.com/office/word/2020/wordml/sdtdatahash" xmlns:w16se="http://schemas.microsoft.com/office/word/2015/wordml/symex" xmlns:wpg="http://schemas.microsoft.com/office/word/2010/wordprocessingGroup" xmlns:wpi="http://schemas.microsoft.com/office/word/2010/wordprocessingInk" xmlns:wne="http://schemas.microsoft.com/office/word/2006/wordml" xmlns:wps="http://schemas.microsoft.com/office/word/2010/wordprocessingShape" mc:Ignorable="w14 w15 w16se w16cid w16 w16cex w16sdtdh w16du wp14">
+<w:document xmlns:wpc="http://schemas.microsoft.com/office/word/2010/wordprocessingCanvas" xmlns:cx="http://schemas.microsoft.com/office/drawing/2014/chartex" xmlns:cx1="http://schemas.microsoft.com/office/drawing/2015/9/8/chartex" xmlns:cx2="http://schemas.microsoft.com/office/drawing/2015/10/21/chartex" xmlns:cx3="http://schemas.microsoft.com/office/drawing/2016/5/9/chartex" xmlns:cx4="http://schemas.microsoft.com/office/drawing/2016/5/10/chartex" xmlns:cx5="http://schemas.microsoft.com/office/drawing/2016/5/11/chartex" xmlns:cx6="http://schemas.microsoft.com/office/drawing/2016/5/12/chartex" xmlns:cx7="http://schemas.microsoft.com/office/drawing/2016/5/13/chartex" xmlns:cx8="http://schemas.microsoft.com/office/drawing/2016/5/14/chartex" xmlns:mc="http://schemas.openxmlformats.org/markup-compatibility/2006" xmlns:aink="http://schemas.microsoft.com/office/drawing/2016/ink" xmlns:am3d="http://schemas.microsoft.com/office/drawing/2017/model3d" xmlns:o="urn:schemas-microsoft-com:office:office" xmlns:oel="http://schemas.microsoft.com/office/2019/extlst" xmlns:r="http://schemas.openxmlformats.org/officeDocument/2006/relationships" xmlns:m="http://schemas.openxmlformats.org/officeDocument/2006/math" xmlns:v="urn:schemas-microsoft-com:vml" xmlns:wp14="http://schemas.microsoft.com/office/word/2010/wordprocessingDrawing" xmlns:wp="http://schemas.openxmlformats.org/drawingml/2006/wordprocessingDrawing" xmlns:w10="urn:schemas-microsoft-com:office:word" xmlns:w="http://schemas.openxmlformats.org/wordprocessingml/2006/main" xmlns:w14="http://schemas.microsoft.com/office/word/2010/wordml" xmlns:w15="http://schemas.microsoft.com/office/word/2012/wordml" xmlns:w16cex="http://schemas.microsoft.com/office/word/2018/wordml/cex" xmlns:w16cid="http://schemas.microsoft.com/office/word/2016/wordml/cid" xmlns:w16="http://schemas.microsoft.com/office/word/2018/wordml" xmlns:w16du="http://schemas.microsoft.com/office/word/2023/wordml/word16du" xmlns:w16sdtdh="http://schemas.microsoft.com/office/word/2020/wordml/sdtdatahash" xmlns:w16sdtfl="http://schemas.microsoft.com/office/word/2024/wordml/sdtformatlock" xmlns:w16se="http://schemas.microsoft.com/office/word/2015/wordml/symex" xmlns:wpg="http://schemas.microsoft.com/office/word/2010/wordprocessingGroup" xmlns:wpi="http://schemas.microsoft.com/office/word/2010/wordprocessingInk" xmlns:wne="http://schemas.microsoft.com/office/word/2006/wordml" xmlns:wps="http://schemas.microsoft.com/office/word/2010/wordprocessingShape" mc:Ignorable="w14 w15 w16se w16cid w16 w16cex w16sdtdh w16sdtfl w16du wp14">
   <w:body>
     <w:p>
+      <w:r>
+        <w:rPr>
+          <w:rFonts w:hint="eastAsia"/>
+        </w:rPr>
+        <w:t>QT是什么？</w:t>
+      </w:r>
+    </w:p>
+    <w:p>
+      <w:pPr>
+        <w:rPr>
+          <w:rFonts w:hint="eastAsia"/>
+        </w:rPr>
+      </w:pPr>
+      <w:r>
+        <w:rPr>
+          <w:rFonts w:hint="eastAsia"/>
+        </w:rPr>
+        <w:t>QT是一个跨平台的、</w:t>
+      </w:r>
+      <w:proofErr w:type="spellStart"/>
+      <w:r>
+        <w:rPr>
+          <w:rFonts w:hint="eastAsia"/>
+        </w:rPr>
+        <w:t>c++</w:t>
+      </w:r>
+      <w:proofErr w:type="spellEnd"/>
+      <w:r>
+        <w:rPr>
+          <w:rFonts w:hint="eastAsia"/>
+        </w:rPr>
+        <w:t>、图形用户界面、应用程序开发框架。</w:t>
+      </w:r>
+    </w:p>
+    <w:p/>
+    <w:p>
+      <w:pPr>
+        <w:rPr>
+          <w:rFonts w:hint="eastAsia"/>
+        </w:rPr>
+      </w:pPr>
+    </w:p>
+    <w:p>
+      <w:pPr>
+        <w:rPr>
+          <w:rFonts w:hint="eastAsia"/>
+        </w:rPr>
+      </w:pPr>
       <w:r>
         <w:rPr>
           <w:rFonts w:hint="eastAsia"/>
@@ -14,19 +62,7 @@
           <w:rPr>
             <w:rStyle w:val="af2"/>
           </w:rPr>
-          <w:t>Index of /arch</w:t>
-        </w:r>
-        <w:r>
-          <w:rPr>
-            <w:rStyle w:val="af2"/>
-          </w:rPr>
-          <w:t>i</w:t>
-        </w:r>
-        <w:r>
-          <w:rPr>
-            <w:rStyle w:val="af2"/>
-          </w:rPr>
-          <w:t>ve/qt</w:t>
+          <w:t>Index of /archive/qt</w:t>
         </w:r>
       </w:hyperlink>
       <w:r>
@@ -37,6 +73,11 @@
       </w:r>
     </w:p>
     <w:p>
+      <w:pPr>
+        <w:rPr>
+          <w:rFonts w:hint="eastAsia"/>
+        </w:rPr>
+      </w:pPr>
       <w:r>
         <w:rPr>
           <w:rFonts w:hint="eastAsia"/>
@@ -53,8 +94,19 @@
         </w:r>
       </w:hyperlink>
     </w:p>
-    <w:p/>
     <w:p>
+      <w:pPr>
+        <w:rPr>
+          <w:rFonts w:hint="eastAsia"/>
+        </w:rPr>
+      </w:pPr>
+    </w:p>
+    <w:p>
+      <w:pPr>
+        <w:rPr>
+          <w:rFonts w:hint="eastAsia"/>
+        </w:rPr>
+      </w:pPr>
       <w:r>
         <w:rPr>
           <w:rFonts w:hint="eastAsia"/>
@@ -86,6 +138,11 @@
       </w:hyperlink>
     </w:p>
     <w:p>
+      <w:pPr>
+        <w:rPr>
+          <w:rFonts w:hint="eastAsia"/>
+        </w:rPr>
+      </w:pPr>
       <w:r>
         <w:rPr>
           <w:rFonts w:hint="eastAsia"/>
@@ -94,11 +151,19 @@
       </w:r>
     </w:p>
     <w:p>
-      <w:r>
+      <w:pPr>
+        <w:rPr>
+          <w:rFonts w:hint="eastAsia"/>
+        </w:rPr>
+      </w:pPr>
+      <w:r>
+        <w:rPr>
+          <w:noProof/>
+        </w:rPr>
         <w:drawing>
-          <wp:inline distT="0" distB="0" distL="0" distR="0" wp14:anchorId="37FB8047" wp14:editId="3A9DA265">
-            <wp:extent cx="5274310" cy="6447790"/>
-            <wp:effectExtent l="0" t="0" r="2540" b="0"/>
+          <wp:inline distT="0" distB="0" distL="0" distR="0" wp14:anchorId="37FB8047" wp14:editId="29ED7D09">
+            <wp:extent cx="3974740" cy="4859079"/>
+            <wp:effectExtent l="0" t="0" r="6985" b="0"/>
             <wp:docPr id="1282525946" name="图片 1"/>
             <wp:cNvGraphicFramePr>
               <a:graphicFrameLocks xmlns:a="http://schemas.openxmlformats.org/drawingml/2006/main" noChangeAspect="1"/>
@@ -119,7 +184,7 @@
                   <pic:spPr>
                     <a:xfrm>
                       <a:off x="0" y="0"/>
-                      <a:ext cx="5274310" cy="6447790"/>
+                      <a:ext cx="3977091" cy="4861953"/>
                     </a:xfrm>
                     <a:prstGeom prst="rect">
                       <a:avLst/>
@@ -132,16 +197,12 @@
         </w:drawing>
       </w:r>
     </w:p>
-    <w:p/>
-    <w:p/>
     <w:p>
-      <w:r>
-        <w:rPr>
-          <w:rFonts w:hint="eastAsia"/>
-        </w:rPr>
-        <w:lastRenderedPageBreak/>
-        <w:t>将快捷键发送至桌面：</w:t>
-      </w:r>
+      <w:pPr>
+        <w:rPr>
+          <w:rFonts w:hint="eastAsia"/>
+        </w:rPr>
+      </w:pPr>
     </w:p>
     <w:p>
       <w:pPr>
@@ -149,7 +210,31 @@
           <w:rFonts w:hint="eastAsia"/>
         </w:rPr>
       </w:pPr>
-      <w:r>
+    </w:p>
+    <w:p>
+      <w:pPr>
+        <w:rPr>
+          <w:rFonts w:hint="eastAsia"/>
+        </w:rPr>
+      </w:pPr>
+      <w:r>
+        <w:rPr>
+          <w:rFonts w:hint="eastAsia"/>
+        </w:rPr>
+        <w:lastRenderedPageBreak/>
+        <w:t>将快捷键发送至桌面：</w:t>
+      </w:r>
+    </w:p>
+    <w:p>
+      <w:pPr>
+        <w:rPr>
+          <w:rFonts w:hint="eastAsia"/>
+        </w:rPr>
+      </w:pPr>
+      <w:r>
+        <w:rPr>
+          <w:noProof/>
+        </w:rPr>
         <w:drawing>
           <wp:inline distT="0" distB="0" distL="0" distR="0" wp14:anchorId="4321F19F" wp14:editId="1B632969">
             <wp:extent cx="5274310" cy="1981200"/>
@@ -198,7 +283,7 @@
 </file>
 
 <file path=word/endnotes.xml><?xml version="1.0" encoding="utf-8"?>
-<w:endnotes xmlns:wpc="http://schemas.microsoft.com/office/word/2010/wordprocessingCanvas" xmlns:cx="http://schemas.microsoft.com/office/drawing/2014/chartex" xmlns:cx1="http://schemas.microsoft.com/office/drawing/2015/9/8/chartex" xmlns:cx2="http://schemas.microsoft.com/office/drawing/2015/10/21/chartex" xmlns:cx3="http://schemas.microsoft.com/office/drawing/2016/5/9/chartex" xmlns:cx4="http://schemas.microsoft.com/office/drawing/2016/5/10/chartex" xmlns:cx5="http://schemas.microsoft.com/office/drawing/2016/5/11/chartex" xmlns:cx6="http://schemas.microsoft.com/office/drawing/2016/5/12/chartex" xmlns:cx7="http://schemas.microsoft.com/office/drawing/2016/5/13/chartex" xmlns:cx8="http://schemas.microsoft.com/office/drawing/2016/5/14/chartex" xmlns:mc="http://schemas.openxmlformats.org/markup-compatibility/2006" xmlns:aink="http://schemas.microsoft.com/office/drawing/2016/ink" xmlns:am3d="http://schemas.microsoft.com/office/drawing/2017/model3d" xmlns:o="urn:schemas-microsoft-com:office:office" xmlns:oel="http://schemas.microsoft.com/office/2019/extlst" xmlns:r="http://schemas.openxmlformats.org/officeDocument/2006/relationships" xmlns:m="http://schemas.openxmlformats.org/officeDocument/2006/math" xmlns:v="urn:schemas-microsoft-com:vml" xmlns:wp14="http://schemas.microsoft.com/office/word/2010/wordprocessingDrawing" xmlns:wp="http://schemas.openxmlformats.org/drawingml/2006/wordprocessingDrawing" xmlns:w10="urn:schemas-microsoft-com:office:word" xmlns:w="http://schemas.openxmlformats.org/wordprocessingml/2006/main" xmlns:w14="http://schemas.microsoft.com/office/word/2010/wordml" xmlns:w15="http://schemas.microsoft.com/office/word/2012/wordml" xmlns:w16cex="http://schemas.microsoft.com/office/word/2018/wordml/cex" xmlns:w16cid="http://schemas.microsoft.com/office/word/2016/wordml/cid" xmlns:w16="http://schemas.microsoft.com/office/word/2018/wordml" xmlns:w16du="http://schemas.microsoft.com/office/word/2023/wordml/word16du" xmlns:w16sdtdh="http://schemas.microsoft.com/office/word/2020/wordml/sdtdatahash" xmlns:w16se="http://schemas.microsoft.com/office/word/2015/wordml/symex" xmlns:wpg="http://schemas.microsoft.com/office/word/2010/wordprocessingGroup" xmlns:wpi="http://schemas.microsoft.com/office/word/2010/wordprocessingInk" xmlns:wne="http://schemas.microsoft.com/office/word/2006/wordml" xmlns:wps="http://schemas.microsoft.com/office/word/2010/wordprocessingShape" mc:Ignorable="w14 w15 w16se w16cid w16 w16cex w16sdtdh w16du wp14">
+<w:endnotes xmlns:wpc="http://schemas.microsoft.com/office/word/2010/wordprocessingCanvas" xmlns:cx="http://schemas.microsoft.com/office/drawing/2014/chartex" xmlns:cx1="http://schemas.microsoft.com/office/drawing/2015/9/8/chartex" xmlns:cx2="http://schemas.microsoft.com/office/drawing/2015/10/21/chartex" xmlns:cx3="http://schemas.microsoft.com/office/drawing/2016/5/9/chartex" xmlns:cx4="http://schemas.microsoft.com/office/drawing/2016/5/10/chartex" xmlns:cx5="http://schemas.microsoft.com/office/drawing/2016/5/11/chartex" xmlns:cx6="http://schemas.microsoft.com/office/drawing/2016/5/12/chartex" xmlns:cx7="http://schemas.microsoft.com/office/drawing/2016/5/13/chartex" xmlns:cx8="http://schemas.microsoft.com/office/drawing/2016/5/14/chartex" xmlns:mc="http://schemas.openxmlformats.org/markup-compatibility/2006" xmlns:aink="http://schemas.microsoft.com/office/drawing/2016/ink" xmlns:am3d="http://schemas.microsoft.com/office/drawing/2017/model3d" xmlns:o="urn:schemas-microsoft-com:office:office" xmlns:oel="http://schemas.microsoft.com/office/2019/extlst" xmlns:r="http://schemas.openxmlformats.org/officeDocument/2006/relationships" xmlns:m="http://schemas.openxmlformats.org/officeDocument/2006/math" xmlns:v="urn:schemas-microsoft-com:vml" xmlns:wp14="http://schemas.microsoft.com/office/word/2010/wordprocessingDrawing" xmlns:wp="http://schemas.openxmlformats.org/drawingml/2006/wordprocessingDrawing" xmlns:w10="urn:schemas-microsoft-com:office:word" xmlns:w="http://schemas.openxmlformats.org/wordprocessingml/2006/main" xmlns:w14="http://schemas.microsoft.com/office/word/2010/wordml" xmlns:w15="http://schemas.microsoft.com/office/word/2012/wordml" xmlns:w16cex="http://schemas.microsoft.com/office/word/2018/wordml/cex" xmlns:w16cid="http://schemas.microsoft.com/office/word/2016/wordml/cid" xmlns:w16="http://schemas.microsoft.com/office/word/2018/wordml" xmlns:w16du="http://schemas.microsoft.com/office/word/2023/wordml/word16du" xmlns:w16sdtdh="http://schemas.microsoft.com/office/word/2020/wordml/sdtdatahash" xmlns:w16sdtfl="http://schemas.microsoft.com/office/word/2024/wordml/sdtformatlock" xmlns:w16se="http://schemas.microsoft.com/office/word/2015/wordml/symex" xmlns:wpg="http://schemas.microsoft.com/office/word/2010/wordprocessingGroup" xmlns:wpi="http://schemas.microsoft.com/office/word/2010/wordprocessingInk" xmlns:wne="http://schemas.microsoft.com/office/word/2006/wordml" xmlns:wps="http://schemas.microsoft.com/office/word/2010/wordprocessingShape" mc:Ignorable="w14 w15 w16se w16cid w16 w16cex w16sdtdh w16sdtfl w16du wp14">
   <w:endnote w:type="separator" w:id="-1">
     <w:p>
       <w:pPr>
@@ -229,7 +314,7 @@
 </file>
 
 <file path=word/footnotes.xml><?xml version="1.0" encoding="utf-8"?>
-<w:footnotes xmlns:wpc="http://schemas.microsoft.com/office/word/2010/wordprocessingCanvas" xmlns:cx="http://schemas.microsoft.com/office/drawing/2014/chartex" xmlns:cx1="http://schemas.microsoft.com/office/drawing/2015/9/8/chartex" xmlns:cx2="http://schemas.microsoft.com/office/drawing/2015/10/21/chartex" xmlns:cx3="http://schemas.microsoft.com/office/drawing/2016/5/9/chartex" xmlns:cx4="http://schemas.microsoft.com/office/drawing/2016/5/10/chartex" xmlns:cx5="http://schemas.microsoft.com/office/drawing/2016/5/11/chartex" xmlns:cx6="http://schemas.microsoft.com/office/drawing/2016/5/12/chartex" xmlns:cx7="http://schemas.microsoft.com/office/drawing/2016/5/13/chartex" xmlns:cx8="http://schemas.microsoft.com/office/drawing/2016/5/14/chartex" xmlns:mc="http://schemas.openxmlformats.org/markup-compatibility/2006" xmlns:aink="http://schemas.microsoft.com/office/drawing/2016/ink" xmlns:am3d="http://schemas.microsoft.com/office/drawing/2017/model3d" xmlns:o="urn:schemas-microsoft-com:office:office" xmlns:oel="http://schemas.microsoft.com/office/2019/extlst" xmlns:r="http://schemas.openxmlformats.org/officeDocument/2006/relationships" xmlns:m="http://schemas.openxmlformats.org/officeDocument/2006/math" xmlns:v="urn:schemas-microsoft-com:vml" xmlns:wp14="http://schemas.microsoft.com/office/word/2010/wordprocessingDrawing" xmlns:wp="http://schemas.openxmlformats.org/drawingml/2006/wordprocessingDrawing" xmlns:w10="urn:schemas-microsoft-com:office:word" xmlns:w="http://schemas.openxmlformats.org/wordprocessingml/2006/main" xmlns:w14="http://schemas.microsoft.com/office/word/2010/wordml" xmlns:w15="http://schemas.microsoft.com/office/word/2012/wordml" xmlns:w16cex="http://schemas.microsoft.com/office/word/2018/wordml/cex" xmlns:w16cid="http://schemas.microsoft.com/office/word/2016/wordml/cid" xmlns:w16="http://schemas.microsoft.com/office/word/2018/wordml" xmlns:w16du="http://schemas.microsoft.com/office/word/2023/wordml/word16du" xmlns:w16sdtdh="http://schemas.microsoft.com/office/word/2020/wordml/sdtdatahash" xmlns:w16se="http://schemas.microsoft.com/office/word/2015/wordml/symex" xmlns:wpg="http://schemas.microsoft.com/office/word/2010/wordprocessingGroup" xmlns:wpi="http://schemas.microsoft.com/office/word/2010/wordprocessingInk" xmlns:wne="http://schemas.microsoft.com/office/word/2006/wordml" xmlns:wps="http://schemas.microsoft.com/office/word/2010/wordprocessingShape" mc:Ignorable="w14 w15 w16se w16cid w16 w16cex w16sdtdh w16du wp14">
+<w:footnotes xmlns:wpc="http://schemas.microsoft.com/office/word/2010/wordprocessingCanvas" xmlns:cx="http://schemas.microsoft.com/office/drawing/2014/chartex" xmlns:cx1="http://schemas.microsoft.com/office/drawing/2015/9/8/chartex" xmlns:cx2="http://schemas.microsoft.com/office/drawing/2015/10/21/chartex" xmlns:cx3="http://schemas.microsoft.com/office/drawing/2016/5/9/chartex" xmlns:cx4="http://schemas.microsoft.com/office/drawing/2016/5/10/chartex" xmlns:cx5="http://schemas.microsoft.com/office/drawing/2016/5/11/chartex" xmlns:cx6="http://schemas.microsoft.com/office/drawing/2016/5/12/chartex" xmlns:cx7="http://schemas.microsoft.com/office/drawing/2016/5/13/chartex" xmlns:cx8="http://schemas.microsoft.com/office/drawing/2016/5/14/chartex" xmlns:mc="http://schemas.openxmlformats.org/markup-compatibility/2006" xmlns:aink="http://schemas.microsoft.com/office/drawing/2016/ink" xmlns:am3d="http://schemas.microsoft.com/office/drawing/2017/model3d" xmlns:o="urn:schemas-microsoft-com:office:office" xmlns:oel="http://schemas.microsoft.com/office/2019/extlst" xmlns:r="http://schemas.openxmlformats.org/officeDocument/2006/relationships" xmlns:m="http://schemas.openxmlformats.org/officeDocument/2006/math" xmlns:v="urn:schemas-microsoft-com:vml" xmlns:wp14="http://schemas.microsoft.com/office/word/2010/wordprocessingDrawing" xmlns:wp="http://schemas.openxmlformats.org/drawingml/2006/wordprocessingDrawing" xmlns:w10="urn:schemas-microsoft-com:office:word" xmlns:w="http://schemas.openxmlformats.org/wordprocessingml/2006/main" xmlns:w14="http://schemas.microsoft.com/office/word/2010/wordml" xmlns:w15="http://schemas.microsoft.com/office/word/2012/wordml" xmlns:w16cex="http://schemas.microsoft.com/office/word/2018/wordml/cex" xmlns:w16cid="http://schemas.microsoft.com/office/word/2016/wordml/cid" xmlns:w16="http://schemas.microsoft.com/office/word/2018/wordml" xmlns:w16du="http://schemas.microsoft.com/office/word/2023/wordml/word16du" xmlns:w16sdtdh="http://schemas.microsoft.com/office/word/2020/wordml/sdtdatahash" xmlns:w16sdtfl="http://schemas.microsoft.com/office/word/2024/wordml/sdtformatlock" xmlns:w16se="http://schemas.microsoft.com/office/word/2015/wordml/symex" xmlns:wpg="http://schemas.microsoft.com/office/word/2010/wordprocessingGroup" xmlns:wpi="http://schemas.microsoft.com/office/word/2010/wordprocessingInk" xmlns:wne="http://schemas.microsoft.com/office/word/2006/wordml" xmlns:wps="http://schemas.microsoft.com/office/word/2010/wordprocessingShape" mc:Ignorable="w14 w15 w16se w16cid w16 w16cex w16sdtdh w16sdtfl w16du wp14">
   <w:footnote w:type="separator" w:id="-1">
     <w:p>
       <w:pPr>
@@ -260,7 +345,7 @@
 </file>
 
 <file path=word/styles.xml><?xml version="1.0" encoding="utf-8"?>
-<w:styles xmlns:mc="http://schemas.openxmlformats.org/markup-compatibility/2006" xmlns:r="http://schemas.openxmlformats.org/officeDocument/2006/relationships" xmlns:w="http://schemas.openxmlformats.org/wordprocessingml/2006/main" xmlns:w14="http://schemas.microsoft.com/office/word/2010/wordml" xmlns:w15="http://schemas.microsoft.com/office/word/2012/wordml" xmlns:w16cex="http://schemas.microsoft.com/office/word/2018/wordml/cex" xmlns:w16cid="http://schemas.microsoft.com/office/word/2016/wordml/cid" xmlns:w16="http://schemas.microsoft.com/office/word/2018/wordml" xmlns:w16du="http://schemas.microsoft.com/office/word/2023/wordml/word16du" xmlns:w16sdtdh="http://schemas.microsoft.com/office/word/2020/wordml/sdtdatahash" xmlns:w16se="http://schemas.microsoft.com/office/word/2015/wordml/symex" mc:Ignorable="w14 w15 w16se w16cid w16 w16cex w16sdtdh w16du">
+<w:styles xmlns:mc="http://schemas.openxmlformats.org/markup-compatibility/2006" xmlns:r="http://schemas.openxmlformats.org/officeDocument/2006/relationships" xmlns:w="http://schemas.openxmlformats.org/wordprocessingml/2006/main" xmlns:w14="http://schemas.microsoft.com/office/word/2010/wordml" xmlns:w15="http://schemas.microsoft.com/office/word/2012/wordml" xmlns:w16cex="http://schemas.microsoft.com/office/word/2018/wordml/cex" xmlns:w16cid="http://schemas.microsoft.com/office/word/2016/wordml/cid" xmlns:w16="http://schemas.microsoft.com/office/word/2018/wordml" xmlns:w16du="http://schemas.microsoft.com/office/word/2023/wordml/word16du" xmlns:w16sdtdh="http://schemas.microsoft.com/office/word/2020/wordml/sdtdatahash" xmlns:w16sdtfl="http://schemas.microsoft.com/office/word/2024/wordml/sdtformatlock" xmlns:w16se="http://schemas.microsoft.com/office/word/2015/wordml/symex" mc:Ignorable="w14 w15 w16se w16cid w16 w16cex w16sdtdh w16sdtfl w16du">
   <w:docDefaults>
     <w:rPrDefault>
       <w:rPr>
@@ -866,6 +951,7 @@
   <w:style w:type="character" w:default="1" w:styleId="a0">
     <w:name w:val="Default Paragraph Font"/>
     <w:uiPriority w:val="1"/>
+    <w:semiHidden/>
     <w:unhideWhenUsed/>
   </w:style>
   <w:style w:type="table" w:default="1" w:styleId="a1">

--- a/QT环境配置/安装QT Creator.docx
+++ b/QT环境配置/安装QT Creator.docx
@@ -226,11 +226,6 @@
       </w:r>
     </w:p>
     <w:p>
-      <w:pPr>
-        <w:rPr>
-          <w:rFonts w:hint="eastAsia"/>
-        </w:rPr>
-      </w:pPr>
       <w:r>
         <w:rPr>
           <w:noProof/>
@@ -271,6 +266,14 @@
           </wp:inline>
         </w:drawing>
       </w:r>
+    </w:p>
+    <w:p/>
+    <w:p>
+      <w:pPr>
+        <w:rPr>
+          <w:rFonts w:hint="eastAsia"/>
+        </w:rPr>
+      </w:pPr>
     </w:p>
     <w:sectPr>
       <w:pgSz w:w="11906" w:h="16838"/>
